--- a/public/plantillas/fe de bautizo.docx
+++ b/public/plantillas/fe de bautizo.docx
@@ -489,7 +489,7 @@
           <w:sz w:val="24"/>
           <w:szCs w:val="24"/>
         </w:rPr>
-        <w:t xml:space="preserve">  y bajo el N°. Marginal </w:t>
+        <w:t xml:space="preserve"> y bajo el N°. Marginal</w:t>
       </w:r>
       <w:r>
         <w:rPr>
@@ -610,23 +610,7 @@
           <w:sz w:val="28"/>
           <w:szCs w:val="28"/>
         </w:rPr>
-        <w:t>Hijo</w:t>
-      </w:r>
-      <w:r>
-        <w:rPr>
-          <w:rFonts w:cs="Times New Roman" w:ascii="Times New Roman" w:hAnsi="Times New Roman"/>
-          <w:sz w:val="28"/>
-          <w:szCs w:val="28"/>
-        </w:rPr>
-        <w:t>(a)</w:t>
-      </w:r>
-      <w:r>
-        <w:rPr>
-          <w:rFonts w:cs="Times New Roman" w:ascii="Times New Roman" w:hAnsi="Times New Roman"/>
-          <w:sz w:val="28"/>
-          <w:szCs w:val="28"/>
-        </w:rPr>
-        <w:t xml:space="preserve"> de: </w:t>
+        <w:t xml:space="preserve">Hijo(a) de: </w:t>
       </w:r>
       <w:r>
         <w:rPr>
